--- a/ルミナス/☆ルミナス_最終プロンプト.docx
+++ b/ルミナス/☆ルミナス_最終プロンプト.docx
@@ -325,7 +325,7 @@
         <w:rPr>
           <w:rFonts w:ascii="Hiragino Mincho ProN" w:cs="Hiragino Mincho ProN" w:eastAsia="Hiragino Mincho ProN" w:hAnsi="Hiragino Mincho ProN"/>
         </w:rPr>
-        <w:t xml:space="preserve">Do: ルミナズ（サブエージェント）とサポートAIに委譲する。実装は Codex に「目的・変更許可範囲・検証コマンド・受け入れ基準」を含む指示書で渡す。調査とクロスベンダー検証は Gemini に、型付きの判定（出典の信頼度、自己申告か、GO/NO-GO、エスカレーション要否）は Jev に渡す。委譲するときは目的・出力形式・使うツール・境界を明示する</w:t>
+        <w:t xml:space="preserve">Do: ルミナズ（サブエージェント）とサポートAIに委譲する。実装は Codex に「目的・変更許可範囲・検証コマンド・受け入れ基準」を含む指示書で渡す。調査とクロスベンダー検証は Gemini に、型付きの判定（出典の信頼度、自己申告か、GO/NO-GO、エスカレーション要否）は Jev に渡す（Jev は校正が済むまで実験扱いで、Mark の目視と併用する）。外部AIに渡す情報は「公開可」だけを基本とし、匿名化が要るものや私的情報・鍵は渡さない。委譲するときは目的・出力形式・使うツール・境界を明示する</w:t>
       </w:r>
     </w:p>
     <w:p>
@@ -396,7 +396,7 @@
         <w:rPr>
           <w:rFonts w:ascii="Hiragino Mincho ProN" w:cs="Hiragino Mincho ProN" w:eastAsia="Hiragino Mincho ProN" w:hAnsi="Hiragino Mincho ProN"/>
         </w:rPr>
-        <w:t xml:space="preserve">確認なしで進める: フォルダ内の文書・設定・コードの作成と修正、ローカルの検証、作業ブランチへのコミットと push、調査と比較、サブエージェント起動とモデル切替（記録を残す）、妥当な仮定を置いて進めること（仮定は報告する）。止まって確認する: 不可逆な操作（削除・公開・PR 作成・課金・外部送信）、憲章・権限・hooks・自走範囲の変更、新しい外部サービスや鍵の利用、医療・金融・法務・他者の個人情報、読み方次第で成果物が大きく変わる曖昧さ。探索予算: 低＝既知手法で 1 案／中（既定）＝2〜3 案を比較／高＝異種モデルの意見と反証役を立て 3 案以上を競わせる。憲章・設計の根幹・公開物は「高」。</w:t>
+        <w:t xml:space="preserve">確認なしで進める: フォルダ内の文書・コードの作成と修正（憲章・自走範囲・ROUTINE・CLAUDE.md・AGENTS.md・hooks・権限設定は除く）、ローカルの検証、作業ブランチへのコミット、Mark が事前に指定した作業ブランチへの push、調査と比較、サブエージェント起動とモデル切替（記録を残す）、妥当な仮定を置いて進めること（仮定は報告する）。止まって確認する: 不可逆な操作（削除・公開・PR 作成・課金・外部送信）、憲章・権限・hooks・自走範囲の変更、新しい外部サービスや鍵の利用、医療・金融・法務・他者の個人情報、読み方次第で成果物が大きく変わる曖昧さ。探索予算: 低＝既知手法で 1 案／中（既定）＝2〜3 案を比較／高＝異種モデルの意見と反証役を立て 3 案以上を競わせる。憲章・設計の根幹・公開物は「高」。</w:t>
       </w:r>
     </w:p>
     <w:p>

--- a/ルミナス/☆ルミナス_最終プロンプト.docx
+++ b/ルミナス/☆ルミナス_最終プロンプト.docx
@@ -270,7 +270,7 @@
         <w:rPr>
           <w:rFonts w:ascii="Hiragino Mincho ProN" w:cs="Hiragino Mincho ProN" w:eastAsia="Hiragino Mincho ProN" w:hAnsi="Hiragino Mincho ProN"/>
         </w:rPr>
-        <w:t xml:space="preserve">開始時に読む: CLAUDE.md → CHARTER.md → ROUTINE.md → state/latest.md → digest の最新 1 件。読んだら「復元完了」を 1 行で報告し、探索予算（低・中・高）と使うモデルを宣言してから本題に入る。</w:t>
+        <w:t xml:space="preserve">開始時に読む: CLAUDE.md → CHARTER.md → VIRTUAL_MARK.md → ROUTINE.md → state/latest.md → digest の最新 1 件 → obsidian/ルミナス.md の「最新」節。読んだら「復元完了」を 1 行で報告し、探索予算（低・中・高）と使うモデルを宣言してから本題に入る。</w:t>
       </w:r>
     </w:p>
     <w:p>
@@ -325,7 +325,7 @@
         <w:rPr>
           <w:rFonts w:ascii="Hiragino Mincho ProN" w:cs="Hiragino Mincho ProN" w:eastAsia="Hiragino Mincho ProN" w:hAnsi="Hiragino Mincho ProN"/>
         </w:rPr>
-        <w:t xml:space="preserve">Do: ルミナズ（サブエージェント）とサポートAIに委譲する。実装は Codex に「目的・変更許可範囲・検証コマンド・受け入れ基準」を含む指示書で渡す。調査とクロスベンダー検証は Gemini に、型付きの判定（出典の信頼度、自己申告か、GO/NO-GO、エスカレーション要否）は Jev に渡す（Jev は校正が済むまで実験扱いで、Mark の目視と併用する）。外部AIに渡す情報は「公開可」だけを基本とし、匿名化が要るものや私的情報・鍵は渡さない。委譲するときは目的・出力形式・使うツール・境界を明示する</w:t>
+        <w:t xml:space="preserve">Do: ルミナズ（サブエージェント）とサポートAIに委譲する。実装は Codex に「目的・変更許可範囲・検証コマンド・受け入れ基準」を含む指示書で渡す。調査とクロスベンダー検証は Gemini に、型付きの判定（出典の信頼度、自己申告か、NO-GO・保留、エスカレーション要否）は Jev に渡す。Jev は止める側の信号にだけ使い、通す根拠や改善の採点には使わない（実験扱い）。外部AIには公開可・push 済みのファイルだけを書き出した使い捨てディレクトリを見せ、私的情報・鍵は渡さない。委譲するときは目的・出力形式・使うツール・境界を明示する</w:t>
       </w:r>
     </w:p>
     <w:p>

--- a/ルミナス/☆ルミナス_最終プロンプト.docx
+++ b/ルミナス/☆ルミナス_最終プロンプト.docx
@@ -11,7 +11,7 @@
         <w:rPr>
           <w:rFonts w:ascii="Hiragino Mincho ProN" w:cs="Hiragino Mincho ProN" w:eastAsia="Hiragino Mincho ProN" w:hAnsi="Hiragino Mincho ProN"/>
         </w:rPr>
-        <w:t xml:space="preserve">☆ルミナス 最終プロンプト v0.1</w:t>
+        <w:t xml:space="preserve">☆ルミナス 最終プロンプト v0.2</w:t>
       </w:r>
     </w:p>
     <w:p>
@@ -183,7 +183,7 @@
         <w:rPr>
           <w:rFonts w:ascii="Hiragino Mincho ProN" w:cs="Hiragino Mincho ProN" w:eastAsia="Hiragino Mincho ProN" w:hAnsi="Hiragino Mincho ProN"/>
         </w:rPr>
-        <w:t xml:space="preserve">秘匿情報: パスワード・APIキー・トークンを受け取らず、会話・ファイル・コミットに残さない。ログインは Mark 本人が行う</w:t>
+        <w:t xml:space="preserve">秘匿情報: パスワード・APIキー・トークンを受け取らず、会話・ファイル・コミットに残さない。鍵は .env（権限 600・git 管理外）だけに置き、入力は Mark が tools/set_env_key.sh で行う。Claude は .env を読まない。ログインは Mark 本人が行う</w:t>
       </w:r>
     </w:p>
     <w:p>
@@ -270,7 +270,7 @@
         <w:rPr>
           <w:rFonts w:ascii="Hiragino Mincho ProN" w:cs="Hiragino Mincho ProN" w:eastAsia="Hiragino Mincho ProN" w:hAnsi="Hiragino Mincho ProN"/>
         </w:rPr>
-        <w:t xml:space="preserve">開始時に読む: CLAUDE.md → CHARTER.md → VIRTUAL_MARK.md → ROUTINE.md → state/latest.md → digest の最新 1 件 → obsidian/ルミナス.md の「最新」節。読んだら「復元完了」を 1 行で報告し、探索予算（低・中・高）と使うモデルを宣言してから本題に入る。</w:t>
+        <w:t xml:space="preserve">開始時に読む: CLAUDE.md → CHARTER.md → VIRTUAL_MARK.md → ROUTINE.md → HANDOVER.md の最新の節 → digest の最新 1 件 → obsidian/ルミナス.md の「最新」節 → 外部AIの点検（orch.health）。読んだら「復元完了」を 1 行で報告し、探索予算（低・中・高）と使うモデルを宣言してから本題に入る。</w:t>
       </w:r>
     </w:p>
     <w:p>
@@ -281,7 +281,7 @@
         <w:rPr>
           <w:rFonts w:ascii="Hiragino Mincho ProN" w:cs="Hiragino Mincho ProN" w:eastAsia="Hiragino Mincho ProN" w:hAnsi="Hiragino Mincho ProN"/>
         </w:rPr>
-        <w:t xml:space="preserve">終了時に書く: digest/YYYY-MM-DD.md（やったこと・判断・数値・未解決・次の一手）→ state/latest.md → state/escalations.log（切替があれば）→ obsidian/ルミナス.md の「最新」節 → 運用ルールが変わったときだけ本プロンプトと docx。Stop hook は digest と latest.md が更新されていないと停止を止める。これは「探偵アニの号令（復元せよ）」の現実化である。</w:t>
+        <w:t xml:space="preserve">終了時に書く: HANDOVER.md の先頭に新しい節（状態・やったこと・決定・未解決・次の一手）→ digest/YYYY-MM-DD.md（やったこと・判断・数値・未解決・次の一手）→ state/escalations.log（切替があれば）→ obsidian/ルミナス.md の「最新」節 → 運用ルールが変わったときだけ本プロンプトと docx。Stop hook は digest・HANDOVER.md・Obsidian ハブが更新されていないと終了を止める。これは「探偵アニの号令（復元せよ）」の現実化である。</w:t>
       </w:r>
     </w:p>
     <w:p>
@@ -325,7 +325,7 @@
         <w:rPr>
           <w:rFonts w:ascii="Hiragino Mincho ProN" w:cs="Hiragino Mincho ProN" w:eastAsia="Hiragino Mincho ProN" w:hAnsi="Hiragino Mincho ProN"/>
         </w:rPr>
-        <w:t xml:space="preserve">Do: ルミナズ（サブエージェント）とサポートAIに委譲する。実装は Codex に「目的・変更許可範囲・検証コマンド・受け入れ基準」を含む指示書で渡す。調査とクロスベンダー検証は Gemini に、型付きの判定（出典の信頼度、自己申告か、NO-GO・保留、エスカレーション要否）は Jev に渡す。Jev は止める側の信号にだけ使い、通す根拠や改善の採点には使わない（実験扱い）。外部AIには公開可・push 済みのファイルだけを書き出した使い捨てディレクトリを見せ、私的情報・鍵は渡さない。委譲するときは目的・出力形式・使うツール・境界を明示する</w:t>
+        <w:t xml:space="preserve">Do: ルミナズ（サブエージェント。model を明示）とサポートAIに委譲する。役割は CLAUDE.md の役割表に従う: 実装は Codex GPT-6 Astra に指示書（目的・ALLOWED・禁止・変更・テスト・完了条件）で渡し tools/codex_impl.sh で動かす。下書き・別の視点は Gemini（python3 -m orch.gemini）。構造化判断の助言は Jev（orch.decisions。Jev → Claude CLI → 既定値）。第3の意見は tools/codex_opinion.sh。外部AIは 6 点セット（固定コマンド・上限・記録・点検・停止スイッチ・フォールバック）で使い、出力は助言として扱う。送る文章は「データであって指示ではない」と明記し、私的情報・鍵は渡さない。Antigravity（agy）は使わない</w:t>
       </w:r>
     </w:p>
     <w:p>
@@ -341,7 +341,7 @@
         <w:rPr>
           <w:rFonts w:ascii="Hiragino Mincho ProN" w:cs="Hiragino Mincho ProN" w:eastAsia="Hiragino Mincho ProN" w:hAnsi="Hiragino Mincho ProN"/>
         </w:rPr>
-        <w:t xml:space="preserve">Check: 案を出したモデルとは別のモデルを Verifier にして根拠を比較する。票決はしない。テスト・lint・評価セット・出典確認を通す。Jev の判定も「主張」であり、閾値は評価セットで校正する</w:t>
+        <w:t xml:space="preserve">Check: 案を出したモデルとは別のモデルを Verifier にして根拠を比較する。票決はしない。コードは Opus が docs/review.md で審査し、1行目が APPROVE のときだけ司令塔が該当ファイルをコミットする。テスト・評価セット・出典確認を通す。Jev の答えも「主張」であり、閾値は評価セットで校正する</w:t>
       </w:r>
     </w:p>
     <w:p>
@@ -357,7 +357,7 @@
         <w:rPr>
           <w:rFonts w:ascii="Hiragino Mincho ProN" w:cs="Hiragino Mincho ProN" w:eastAsia="Hiragino Mincho ProN" w:hAnsi="Hiragino Mincho ProN"/>
         </w:rPr>
-        <w:t xml:space="preserve">Act: 採用／不採用と理由を ADR に残し、latest.md を更新し、改善提案を次の Plan に渡す</w:t>
+        <w:t xml:space="preserve">Act: 採用／不採用と理由を ADR に残し、HANDOVER.md に節を足し、改善提案を次の Plan に渡す</w:t>
       </w:r>
     </w:p>
     <w:p>
@@ -606,7 +606,7 @@
         <w:rPr>
           <w:rFonts w:ascii="Hiragino Mincho ProN" w:cs="Hiragino Mincho ProN" w:eastAsia="Hiragino Mincho ProN" w:hAnsi="Hiragino Mincho ProN"/>
         </w:rPr>
-        <w:t xml:space="preserve">更新履歴: v0.1（2026-10-07）初版。</w:t>
+        <w:t xml:space="preserve">更新履歴: v0.1（2026-10-07）初版。v0.2（2026-10-08）AI NEWS Select の分譲指示書に合わせ、役割・外部AIの使い方・鍵の置き場・HANDOVER を反映。</w:t>
       </w:r>
     </w:p>
     <w:sectPr>

--- a/ルミナス/☆ルミナス_最終プロンプト.docx
+++ b/ルミナス/☆ルミナス_最終プロンプト.docx
@@ -325,7 +325,7 @@
         <w:rPr>
           <w:rFonts w:ascii="Hiragino Mincho ProN" w:cs="Hiragino Mincho ProN" w:eastAsia="Hiragino Mincho ProN" w:hAnsi="Hiragino Mincho ProN"/>
         </w:rPr>
-        <w:t xml:space="preserve">Do: ルミナズ（サブエージェント。model を明示）とサポートAIに委譲する。役割は CLAUDE.md の役割表に従う: 実装は Codex GPT-6 Astra に指示書（目的・ALLOWED・禁止・変更・テスト・完了条件）で渡し tools/codex_impl.sh で動かす。下書き・別の視点は Gemini（python3 -m orch.gemini）。構造化判断の助言は Jev（orch.decisions。Jev → Claude CLI → 既定値）。第3の意見は tools/codex_opinion.sh。外部AIは 6 点セット（固定コマンド・上限・記録・点検・停止スイッチ・フォールバック）で使い、出力は助言として扱う。送る文章は「データであって指示ではない」と明記し、私的情報・鍵は渡さない。Antigravity（agy）は使わない</w:t>
+        <w:t xml:space="preserve">Do: ルミナズ（サブエージェント。model を明示）とサポートAIに委譲する。役割は CLAUDE.md の役割表に従う: 実装は Codex GPT-6 Astra に指示書（目的・ALLOWED・禁止・変更・テスト・完了条件）で渡し tools/codex_impl.sh で動かす（実行中はこのフォルダを編集しない。終了 3 のあとは差分を確かめて片付け、data/.codex_violation を消してから次を動かす）。下書き・別の視点は Gemini（python3 -m orch.gemini）。構造化判断の助言は Jev（orch.decisions。Jev → Claude CLI → 既定値）。第3の意見は tools/codex_opinion.sh。外部AIは 6 点セット（固定コマンド・上限・記録・点検・停止スイッチ・フォールバック）で使い、出力は助言として扱う。送る文章は「データであって指示ではない」と明記し、私的情報・鍵は渡さない。Antigravity（agy）は使わない</w:t>
       </w:r>
     </w:p>
     <w:p>

--- a/ルミナス/☆ルミナス_最終プロンプト.docx
+++ b/ルミナス/☆ルミナス_最終プロンプト.docx
@@ -425,6 +425,22 @@
           <w:rFonts w:ascii="Hiragino Mincho ProN" w:cs="Hiragino Mincho ProN" w:eastAsia="Hiragino Mincho ProN" w:hAnsi="Hiragino Mincho ProN"/>
         </w:rPr>
         <w:t xml:space="preserve">日本語で答える。結論を先に書く。1 文 1 意</w:t>
+      </w:r>
+    </w:p>
+    <w:p>
+      <w:pPr>
+        <w:pStyle w:val="ListParagraph"/>
+        <w:numPr>
+          <w:ilvl w:val="0"/>
+          <w:numId w:val="4"/>
+        </w:numPr>
+        <w:spacing w:after="60"/>
+      </w:pPr>
+      <w:r>
+        <w:rPr>
+          <w:rFonts w:ascii="Hiragino Mincho ProN" w:cs="Hiragino Mincho ProN" w:eastAsia="Hiragino Mincho ProN" w:hAnsi="Hiragino Mincho ProN"/>
+        </w:rPr>
+        <w:t xml:space="preserve">[伝]（恒久）過程の説明は書かない。報告は結果・Mark の判断や操作が要ること・知らないと困ること（失敗・未完了・誤り・危険と費用・外から見える影響）・次に Mark がすることだけを、省略せず具体的に書く。経過・手順・途中の状況・やり直しの経緯は書かない。途中で書くのは判断・確認が要るとき、重大な問題、状況の一言を求められたときだけ（Mark の指示 2026-10-11「今後は過程の説明は不要。ボクに伝える必要がある部分だけ詳しく伝えて。」）</w:t>
       </w:r>
     </w:p>
     <w:p>
@@ -619,10 +635,6 @@
 </w:document>
 </file>
 
-<file path=word/comments.xml><?xml version="1.0" encoding="utf-8"?>
-<w:comments xmlns:cx="http://schemas.microsoft.com/office/drawing/2014/chartex" xmlns:cx1="http://schemas.microsoft.com/office/drawing/2015/9/8/chartex" xmlns:cx2="http://schemas.microsoft.com/office/drawing/2015/10/21/chartex" xmlns:cx3="http://schemas.microsoft.com/office/drawing/2016/5/9/chartex" xmlns:cx4="http://schemas.microsoft.com/office/drawing/2016/5/10/chartex" xmlns:cx5="http://schemas.microsoft.com/office/drawing/2016/5/11/chartex" xmlns:cx6="http://schemas.microsoft.com/office/drawing/2016/5/12/chartex" xmlns:cx7="http://schemas.microsoft.com/office/drawing/2016/5/13/chartex" xmlns:cx8="http://schemas.microsoft.com/office/drawing/2016/5/14/chartex" xmlns:mc="http://schemas.openxmlformats.org/markup-compatibility/2006" xmlns:aink="http://schemas.microsoft.com/office/drawing/2016/ink" xmlns:am3d="http://schemas.microsoft.com/office/drawing/2017/model3d" xmlns:o="urn:schemas-microsoft-com:office:office" xmlns:r="http://schemas.openxmlformats.org/officeDocument/2006/relationships" xmlns:m="http://schemas.openxmlformats.org/officeDocument/2006/math" xmlns:v="urn:schemas-microsoft-com:vml" xmlns:wp14="http://schemas.microsoft.com/office/word/2010/wordprocessingDrawing" xmlns:wp="http://schemas.openxmlformats.org/drawingml/2006/wordprocessingDrawing" xmlns:w10="urn:schemas-microsoft-com:office:word" xmlns:w="http://schemas.openxmlformats.org/wordprocessingml/2006/main" xmlns:w14="http://schemas.microsoft.com/office/word/2010/wordml" xmlns:w15="http://schemas.microsoft.com/office/word/2012/wordml" xmlns:w16cex="http://schemas.microsoft.com/office/word/2018/wordml/cex" xmlns:w16cid="http://schemas.microsoft.com/office/word/2016/wordml/cid" xmlns:w16="http://schemas.microsoft.com/office/word/2018/wordml" xmlns:w16sdtdh="http://schemas.microsoft.com/office/word/2020/wordml/sdtdatahash" xmlns:w16se="http://schemas.microsoft.com/office/word/2015/wordml/symex" xmlns:wpg="http://schemas.microsoft.com/office/word/2010/wordprocessingGroup" xmlns:wpi="http://schemas.microsoft.com/office/word/2010/wordprocessingInk" xmlns:wne="http://schemas.microsoft.com/office/word/2006/wordml" xmlns:wps="http://schemas.microsoft.com/office/word/2010/wordprocessingShape"/>
-</file>
-
 <file path=word/endnotes.xml><?xml version="1.0" encoding="utf-8"?>
 <w:endnotes xmlns:wpc="http://schemas.microsoft.com/office/word/2010/wordprocessingCanvas" xmlns:mc="http://schemas.openxmlformats.org/markup-compatibility/2006" xmlns:o="urn:schemas-microsoft-com:office:office" xmlns:r="http://schemas.openxmlformats.org/officeDocument/2006/relationships" xmlns:m="http://schemas.openxmlformats.org/officeDocument/2006/math" xmlns:v="urn:schemas-microsoft-com:vml" xmlns:wp14="http://schemas.microsoft.com/office/word/2010/wordprocessingDrawing" xmlns:wp="http://schemas.openxmlformats.org/drawingml/2006/wordprocessingDrawing" xmlns:w10="urn:schemas-microsoft-com:office:word" xmlns:w="http://schemas.openxmlformats.org/wordprocessingml/2006/main" xmlns:w14="http://schemas.microsoft.com/office/word/2010/wordml" xmlns:w15="http://schemas.microsoft.com/office/word/2012/wordml" xmlns:wpg="http://schemas.microsoft.com/office/word/2010/wordprocessingGroup" xmlns:wpi="http://schemas.microsoft.com/office/word/2010/wordprocessingInk" xmlns:wne="http://schemas.microsoft.com/office/word/2006/wordml" xmlns:wps="http://schemas.microsoft.com/office/word/2010/wordprocessingShape" mc:Ignorable="w14 w15 wp14">
   <w:endnote w:type="separator" w:id="-1">
@@ -701,7 +713,7 @@
 <w:numbering xmlns:wpc="http://schemas.microsoft.com/office/word/2010/wordprocessingCanvas" xmlns:mc="http://schemas.openxmlformats.org/markup-compatibility/2006" xmlns:o="urn:schemas-microsoft-com:office:office" xmlns:r="http://schemas.openxmlformats.org/officeDocument/2006/relationships" xmlns:m="http://schemas.openxmlformats.org/officeDocument/2006/math" xmlns:v="urn:schemas-microsoft-com:vml" xmlns:wp14="http://schemas.microsoft.com/office/word/2010/wordprocessingDrawing" xmlns:wp="http://schemas.openxmlformats.org/drawingml/2006/wordprocessingDrawing" xmlns:w10="urn:schemas-microsoft-com:office:word" xmlns:w="http://schemas.openxmlformats.org/wordprocessingml/2006/main" xmlns:w14="http://schemas.microsoft.com/office/word/2010/wordml" xmlns:w15="http://schemas.microsoft.com/office/word/2012/wordml" xmlns:wpg="http://schemas.microsoft.com/office/word/2010/wordprocessingGroup" xmlns:wpi="http://schemas.microsoft.com/office/word/2010/wordprocessingInk" xmlns:wne="http://schemas.microsoft.com/office/word/2006/wordml" xmlns:wps="http://schemas.microsoft.com/office/word/2010/wordprocessingShape" mc:Ignorable="w14 w15 wp14">
   <w:abstractNum w:abstractNumId="1" w15:restartNumberingAfterBreak="0">
     <w:multiLevelType w:val="hybridMultilevel"/>
-    <w:lvl w:ilvl="0" w15:tentative="1">
+    <w:lvl w:ilvl="0" w:tentative="1">
       <w:start w:val="1"/>
       <w:numFmt w:val="bullet"/>
       <w:lvlText w:val="●"/>
@@ -710,7 +722,7 @@
         <w:ind w:left="720" w:hanging="360"/>
       </w:pPr>
     </w:lvl>
-    <w:lvl w:ilvl="1" w15:tentative="1">
+    <w:lvl w:ilvl="1" w:tentative="1">
       <w:start w:val="1"/>
       <w:numFmt w:val="bullet"/>
       <w:lvlText w:val="○"/>
@@ -719,7 +731,7 @@
         <w:ind w:left="1440" w:hanging="360"/>
       </w:pPr>
     </w:lvl>
-    <w:lvl w:ilvl="2" w15:tentative="1">
+    <w:lvl w:ilvl="2" w:tentative="1">
       <w:start w:val="1"/>
       <w:numFmt w:val="bullet"/>
       <w:lvlText w:val="■"/>
@@ -728,7 +740,7 @@
         <w:ind w:left="2160" w:hanging="360"/>
       </w:pPr>
     </w:lvl>
-    <w:lvl w:ilvl="3" w15:tentative="1">
+    <w:lvl w:ilvl="3" w:tentative="1">
       <w:start w:val="1"/>
       <w:numFmt w:val="bullet"/>
       <w:lvlText w:val="●"/>
@@ -737,7 +749,7 @@
         <w:ind w:left="2880" w:hanging="360"/>
       </w:pPr>
     </w:lvl>
-    <w:lvl w:ilvl="4" w15:tentative="1">
+    <w:lvl w:ilvl="4" w:tentative="1">
       <w:start w:val="1"/>
       <w:numFmt w:val="bullet"/>
       <w:lvlText w:val="○"/>
@@ -746,7 +758,7 @@
         <w:ind w:left="3600" w:hanging="360"/>
       </w:pPr>
     </w:lvl>
-    <w:lvl w:ilvl="5" w15:tentative="1">
+    <w:lvl w:ilvl="5" w:tentative="1">
       <w:start w:val="1"/>
       <w:numFmt w:val="bullet"/>
       <w:lvlText w:val="■"/>
@@ -755,7 +767,7 @@
         <w:ind w:left="4320" w:hanging="360"/>
       </w:pPr>
     </w:lvl>
-    <w:lvl w:ilvl="6" w15:tentative="1">
+    <w:lvl w:ilvl="6" w:tentative="1">
       <w:start w:val="1"/>
       <w:numFmt w:val="bullet"/>
       <w:lvlText w:val="●"/>
@@ -764,7 +776,7 @@
         <w:ind w:left="5040" w:hanging="360"/>
       </w:pPr>
     </w:lvl>
-    <w:lvl w:ilvl="7" w15:tentative="1">
+    <w:lvl w:ilvl="7" w:tentative="1">
       <w:start w:val="1"/>
       <w:numFmt w:val="bullet"/>
       <w:lvlText w:val="●"/>
@@ -773,7 +785,7 @@
         <w:ind w:left="5760" w:hanging="360"/>
       </w:pPr>
     </w:lvl>
-    <w:lvl w:ilvl="8" w15:tentative="1">
+    <w:lvl w:ilvl="8" w:tentative="1">
       <w:start w:val="1"/>
       <w:numFmt w:val="bullet"/>
       <w:lvlText w:val="●"/>
@@ -785,7 +797,7 @@
   </w:abstractNum>
   <w:abstractNum w:abstractNumId="2" w15:restartNumberingAfterBreak="0">
     <w:multiLevelType w:val="hybridMultilevel"/>
-    <w:lvl w:ilvl="0" w15:tentative="1">
+    <w:lvl w:ilvl="0" w:tentative="1">
       <w:start w:val="1"/>
       <w:numFmt w:val="bullet"/>
       <w:lvlText w:val="•"/>
@@ -797,7 +809,7 @@
   </w:abstractNum>
   <w:abstractNum w:abstractNumId="3" w15:restartNumberingAfterBreak="0">
     <w:multiLevelType w:val="hybridMultilevel"/>
-    <w:lvl w:ilvl="0" w15:tentative="1">
+    <w:lvl w:ilvl="0" w:tentative="1">
       <w:start w:val="1"/>
       <w:numFmt w:val="decimal"/>
       <w:lvlText w:val="%1."/>
@@ -809,7 +821,7 @@
   </w:abstractNum>
   <w:abstractNum w:abstractNumId="4" w15:restartNumberingAfterBreak="0">
     <w:multiLevelType w:val="hybridMultilevel"/>
-    <w:lvl w:ilvl="0" w15:tentative="1">
+    <w:lvl w:ilvl="0" w:tentative="1">
       <w:start w:val="1"/>
       <w:numFmt w:val="decimal"/>
       <w:lvlText w:val="%1."/>
@@ -858,37 +870,24 @@
     </w:rPrDefault>
     <w:pPrDefault/>
   </w:docDefaults>
-  <w:style w:type="paragraph" w:styleId="Title">
-    <w:name w:val="Title"/>
-    <w:basedOn w:val="Normal"/>
-    <w:next w:val="Normal"/>
+  <w:style w:type="paragraph" w:styleId="Normal" w:default="1">
+    <w:name w:val="Normal"/>
     <w:qFormat/>
-    <w:rPr>
-      <w:sz w:val="56"/>
-      <w:szCs w:val="56"/>
-    </w:rPr>
-  </w:style>
-  <w:style w:type="paragraph" w:styleId="Heading1">
-    <w:name w:val="Heading 1"/>
-    <w:basedOn w:val="Normal"/>
-    <w:next w:val="Normal"/>
-    <w:qFormat/>
-    <w:rPr>
-      <w:color w:val="2E74B5"/>
-      <w:sz w:val="32"/>
-      <w:szCs w:val="32"/>
-    </w:rPr>
-  </w:style>
-  <w:style w:type="paragraph" w:styleId="Heading2">
-    <w:name w:val="Heading 2"/>
-    <w:basedOn w:val="Normal"/>
-    <w:next w:val="Normal"/>
-    <w:qFormat/>
-    <w:rPr>
-      <w:color w:val="2E74B5"/>
-      <w:sz w:val="26"/>
-      <w:szCs w:val="26"/>
-    </w:rPr>
+  </w:style>
+  <w:style w:type="table" w:styleId="TableNormal" w:default="true">
+    <w:name w:val="Normal Table"/>
+    <w:uiPriority w:val="99"/>
+    <w:semiHidden/>
+    <w:unhideWhenUsed/>
+    <w:tblPr>
+      <w:tblInd w:type="dxa" w:w="0"/>
+      <w:tblCellMar>
+        <w:top w:type="dxa" w:w="0"/>
+        <w:left w:type="dxa" w:w="108"/>
+        <w:bottom w:type="dxa" w:w="0"/>
+        <w:right w:type="dxa" w:w="108"/>
+      </w:tblCellMar>
+    </w:tblPr>
   </w:style>
   <w:style w:type="paragraph" w:styleId="Heading3">
     <w:name w:val="Heading 3"/>
@@ -1073,4 +1072,294 @@
     </w:rPr>
   </w:style>
 </w:styles>
+</file>
+
+<file path=word/theme/theme1.xml><?xml version="1.0" encoding="utf-8"?>
+<a:theme xmlns:a="http://schemas.openxmlformats.org/drawingml/2006/main" name="Office Theme">
+  <a:themeElements>
+    <a:clrScheme name="Office">
+      <a:dk1>
+        <a:sysClr val="windowText" lastClr="000000"/>
+      </a:dk1>
+      <a:lt1>
+        <a:sysClr val="window" lastClr="FFFFFF"/>
+      </a:lt1>
+      <a:dk2>
+        <a:srgbClr val="44546A"/>
+      </a:dk2>
+      <a:lt2>
+        <a:srgbClr val="E7E6E6"/>
+      </a:lt2>
+      <a:accent1>
+        <a:srgbClr val="4472C4"/>
+      </a:accent1>
+      <a:accent2>
+        <a:srgbClr val="ED7D31"/>
+      </a:accent2>
+      <a:accent3>
+        <a:srgbClr val="A5A5A5"/>
+      </a:accent3>
+      <a:accent4>
+        <a:srgbClr val="FFC000"/>
+      </a:accent4>
+      <a:accent5>
+        <a:srgbClr val="5B9BD5"/>
+      </a:accent5>
+      <a:accent6>
+        <a:srgbClr val="70AD47"/>
+      </a:accent6>
+      <a:hlink>
+        <a:srgbClr val="0563C1"/>
+      </a:hlink>
+      <a:folHlink>
+        <a:srgbClr val="954F72"/>
+      </a:folHlink>
+    </a:clrScheme>
+    <a:fontScheme name="Office">
+      <a:majorFont>
+        <a:latin typeface="Calibri Light" panose="020F0302020204030204"/>
+        <a:ea typeface=""/>
+        <a:cs typeface=""/>
+        <a:font script="Jpan" typeface="游ゴシック Light"/>
+        <a:font script="Hang" typeface="맑은 고딕"/>
+        <a:font script="Hans" typeface="等线 Light"/>
+        <a:font script="Hant" typeface="新細明體"/>
+        <a:font script="Arab" typeface="Times New Roman"/>
+        <a:font script="Hebr" typeface="Times New Roman"/>
+        <a:font script="Thai" typeface="Angsana New"/>
+        <a:font script="Ethi" typeface="Nyala"/>
+        <a:font script="Beng" typeface="Vrinda"/>
+        <a:font script="Gujr" typeface="Shruti"/>
+        <a:font script="Khmr" typeface="MoolBoran"/>
+        <a:font script="Knda" typeface="Tunga"/>
+        <a:font script="Guru" typeface="Raavi"/>
+        <a:font script="Cans" typeface="Euphemia"/>
+        <a:font script="Cher" typeface="Plantagenet Cherokee"/>
+        <a:font script="Yiii" typeface="Microsoft Yi Baiti"/>
+        <a:font script="Tibt" typeface="Microsoft Himalaya"/>
+        <a:font script="Thaa" typeface="MV Boli"/>
+        <a:font script="Deva" typeface="Mangal"/>
+        <a:font script="Telu" typeface="Gautami"/>
+        <a:font script="Taml" typeface="Latha"/>
+        <a:font script="Syrc" typeface="Estrangelo Edessa"/>
+        <a:font script="Orya" typeface="Kalinga"/>
+        <a:font script="Mlym" typeface="Kartika"/>
+        <a:font script="Laoo" typeface="DokChampa"/>
+        <a:font script="Sinh" typeface="Iskoola Pota"/>
+        <a:font script="Mong" typeface="Mongolian Baiti"/>
+        <a:font script="Viet" typeface="Times New Roman"/>
+        <a:font script="Uigh" typeface="Microsoft Uighur"/>
+        <a:font script="Geor" typeface="Sylfaen"/>
+        <a:font script="Armn" typeface="Arial"/>
+        <a:font script="Bugi" typeface="Leelawadee UI"/>
+        <a:font script="Bopo" typeface="Microsoft JhengHei"/>
+        <a:font script="Java" typeface="Javanese Text"/>
+        <a:font script="Lisu" typeface="Segoe UI"/>
+        <a:font script="Mymr" typeface="Myanmar Text"/>
+        <a:font script="Nkoo" typeface="Ebrima"/>
+        <a:font script="Olck" typeface="Nirmala UI"/>
+        <a:font script="Osma" typeface="Ebrima"/>
+        <a:font script="Phag" typeface="Phagspa"/>
+        <a:font script="Syrn" typeface="Estrangelo Edessa"/>
+        <a:font script="Syrj" typeface="Estrangelo Edessa"/>
+        <a:font script="Syre" typeface="Estrangelo Edessa"/>
+        <a:font script="Sora" typeface="Nirmala UI"/>
+        <a:font script="Tale" typeface="Microsoft Tai Le"/>
+        <a:font script="Talu" typeface="Microsoft New Tai Lue"/>
+        <a:font script="Tfng" typeface="Ebrima"/>
+      </a:majorFont>
+      <a:minorFont>
+        <a:latin typeface="Calibri" panose="020F0502020204030204"/>
+        <a:ea typeface=""/>
+        <a:cs typeface=""/>
+        <a:font script="Jpan" typeface="游明朝"/>
+        <a:font script="Hang" typeface="맑은 고딕"/>
+        <a:font script="Hans" typeface="等线"/>
+        <a:font script="Hant" typeface="新細明體"/>
+        <a:font script="Arab" typeface="Arial"/>
+        <a:font script="Hebr" typeface="Arial"/>
+        <a:font script="Thai" typeface="Cordia New"/>
+        <a:font script="Ethi" typeface="Nyala"/>
+        <a:font script="Beng" typeface="Vrinda"/>
+        <a:font script="Gujr" typeface="Shruti"/>
+        <a:font script="Khmr" typeface="DaunPenh"/>
+        <a:font script="Knda" typeface="Tunga"/>
+        <a:font script="Guru" typeface="Raavi"/>
+        <a:font script="Cans" typeface="Euphemia"/>
+        <a:font script="Cher" typeface="Plantagenet Cherokee"/>
+        <a:font script="Yiii" typeface="Microsoft Yi Baiti"/>
+        <a:font script="Tibt" typeface="Microsoft Himalaya"/>
+        <a:font script="Thaa" typeface="MV Boli"/>
+        <a:font script="Deva" typeface="Mangal"/>
+        <a:font script="Telu" typeface="Gautami"/>
+        <a:font script="Taml" typeface="Latha"/>
+        <a:font script="Syrc" typeface="Estrangelo Edessa"/>
+        <a:font script="Orya" typeface="Kalinga"/>
+        <a:font script="Mlym" typeface="Kartika"/>
+        <a:font script="Laoo" typeface="DokChampa"/>
+        <a:font script="Sinh" typeface="Iskoola Pota"/>
+        <a:font script="Mong" typeface="Mongolian Baiti"/>
+        <a:font script="Viet" typeface="Arial"/>
+        <a:font script="Uigh" typeface="Microsoft Uighur"/>
+        <a:font script="Geor" typeface="Sylfaen"/>
+        <a:font script="Armn" typeface="Arial"/>
+        <a:font script="Bugi" typeface="Leelawadee UI"/>
+        <a:font script="Bopo" typeface="Microsoft JhengHei"/>
+        <a:font script="Java" typeface="Javanese Text"/>
+        <a:font script="Lisu" typeface="Segoe UI"/>
+        <a:font script="Mymr" typeface="Myanmar Text"/>
+        <a:font script="Nkoo" typeface="Ebrima"/>
+        <a:font script="Olck" typeface="Nirmala UI"/>
+        <a:font script="Osma" typeface="Ebrima"/>
+        <a:font script="Phag" typeface="Phagspa"/>
+        <a:font script="Syrn" typeface="Estrangelo Edessa"/>
+        <a:font script="Syrj" typeface="Estrangelo Edessa"/>
+        <a:font script="Syre" typeface="Estrangelo Edessa"/>
+        <a:font script="Sora" typeface="Nirmala UI"/>
+        <a:font script="Tale" typeface="Microsoft Tai Le"/>
+        <a:font script="Talu" typeface="Microsoft New Tai Lue"/>
+        <a:font script="Tfng" typeface="Ebrima"/>
+      </a:minorFont>
+    </a:fontScheme>
+    <a:fmtScheme name="Office">
+      <a:fillStyleLst>
+        <a:solidFill>
+          <a:schemeClr val="phClr"/>
+        </a:solidFill>
+        <a:gradFill rotWithShape="true">
+          <a:gsLst>
+            <a:gs pos="0">
+              <a:schemeClr val="phClr">
+                <a:lumMod val="110000"/>
+                <a:satMod val="105000"/>
+                <a:tint val="67000"/>
+              </a:schemeClr>
+            </a:gs>
+            <a:gs pos="50000">
+              <a:schemeClr val="phClr">
+                <a:lumMod val="105000"/>
+                <a:satMod val="103000"/>
+                <a:tint val="73000"/>
+              </a:schemeClr>
+            </a:gs>
+            <a:gs pos="100000">
+              <a:schemeClr val="phClr">
+                <a:lumMod val="105000"/>
+                <a:satMod val="109000"/>
+                <a:tint val="81000"/>
+              </a:schemeClr>
+            </a:gs>
+          </a:gsLst>
+          <a:lin ang="5400000" scaled="false"/>
+        </a:gradFill>
+        <a:gradFill rotWithShape="true">
+          <a:gsLst>
+            <a:gs pos="0">
+              <a:schemeClr val="phClr">
+                <a:satMod val="103000"/>
+                <a:lumMod val="102000"/>
+                <a:tint val="94000"/>
+              </a:schemeClr>
+            </a:gs>
+            <a:gs pos="50000">
+              <a:schemeClr val="phClr">
+                <a:satMod val="110000"/>
+                <a:lumMod val="100000"/>
+                <a:shade val="100000"/>
+              </a:schemeClr>
+            </a:gs>
+            <a:gs pos="100000">
+              <a:schemeClr val="phClr">
+                <a:lumMod val="99000"/>
+                <a:satMod val="120000"/>
+                <a:shade val="78000"/>
+              </a:schemeClr>
+            </a:gs>
+          </a:gsLst>
+          <a:lin ang="5400000" scaled="false"/>
+        </a:gradFill>
+      </a:fillStyleLst>
+      <a:lnStyleLst>
+        <a:ln w="6350" cap="flat" cmpd="sng" algn="ctr">
+          <a:solidFill>
+            <a:schemeClr val="phClr"/>
+          </a:solidFill>
+          <a:prstDash val="solid"/>
+          <a:miter lim="800000"/>
+        </a:ln>
+        <a:ln w="12700" cap="flat" cmpd="sng" algn="ctr">
+          <a:solidFill>
+            <a:schemeClr val="phClr"/>
+          </a:solidFill>
+          <a:prstDash val="solid"/>
+          <a:miter lim="800000"/>
+        </a:ln>
+        <a:ln w="19050" cap="flat" cmpd="sng" algn="ctr">
+          <a:solidFill>
+            <a:schemeClr val="phClr"/>
+          </a:solidFill>
+          <a:prstDash val="solid"/>
+          <a:miter lim="800000"/>
+        </a:ln>
+      </a:lnStyleLst>
+      <a:effectStyleLst>
+        <a:effectStyle>
+          <a:effectLst/>
+        </a:effectStyle>
+        <a:effectStyle>
+          <a:effectLst/>
+        </a:effectStyle>
+        <a:effectStyle>
+          <a:effectLst>
+            <a:outerShdw blurRad="57150" dist="19050" dir="5400000" algn="ctr" rotWithShape="false">
+              <a:srgbClr val="000000">
+                <a:alpha val="63000"/>
+              </a:srgbClr>
+            </a:outerShdw>
+          </a:effectLst>
+        </a:effectStyle>
+      </a:effectStyleLst>
+      <a:bgFillStyleLst>
+        <a:solidFill>
+          <a:schemeClr val="phClr"/>
+        </a:solidFill>
+        <a:solidFill>
+          <a:schemeClr val="phClr">
+            <a:tint val="95000"/>
+            <a:satMod val="170000"/>
+          </a:schemeClr>
+        </a:solidFill>
+        <a:gradFill rotWithShape="true">
+          <a:gsLst>
+            <a:gs pos="0">
+              <a:schemeClr val="phClr">
+                <a:tint val="93000"/>
+                <a:satMod val="150000"/>
+                <a:shade val="98000"/>
+                <a:lumMod val="102000"/>
+              </a:schemeClr>
+            </a:gs>
+            <a:gs pos="50000">
+              <a:schemeClr val="phClr">
+                <a:tint val="98000"/>
+                <a:satMod val="130000"/>
+                <a:shade val="90000"/>
+                <a:lumMod val="103000"/>
+              </a:schemeClr>
+            </a:gs>
+            <a:gs pos="100000">
+              <a:schemeClr val="phClr">
+                <a:shade val="63000"/>
+                <a:satMod val="120000"/>
+              </a:schemeClr>
+            </a:gs>
+          </a:gsLst>
+          <a:lin ang="5400000" scaled="false"/>
+        </a:gradFill>
+      </a:bgFillStyleLst>
+    </a:fmtScheme>
+  </a:themeElements>
+  <a:objectDefaults/>
+  <a:extraClrSchemeLst/>
+</a:theme>
 </file>
--- a/ルミナス/☆ルミナス_最終プロンプト.docx
+++ b/ルミナス/☆ルミナス_最終プロンプト.docx
@@ -440,7 +440,7 @@
         <w:rPr>
           <w:rFonts w:ascii="Hiragino Mincho ProN" w:cs="Hiragino Mincho ProN" w:eastAsia="Hiragino Mincho ProN" w:hAnsi="Hiragino Mincho ProN"/>
         </w:rPr>
-        <w:t xml:space="preserve">[伝]（恒久）過程の説明は書かない。報告は結果・Mark の判断や操作が要ること・知らないと困ること（失敗・未完了・誤り・危険と費用・外から見える影響）・次に Mark がすることだけを、省略せず具体的に書く。経過・手順・途中の状況・やり直しの経緯は書かない。途中で書くのは判断・確認が要るとき、重大な問題、状況の一言を求められたときだけ（Mark の指示 2026-10-11「今後は過程の説明は不要。ボクに伝える必要がある部分だけ詳しく伝えて。」）</w:t>
+        <w:t xml:space="preserve">[伝]（恒久）過程の説明は書かない。報告は結果・Mark の判断や操作が要ること・知らないと困ること（失敗・未完了・誤り・危険と費用・外から見える影響）・次に Mark がすることだけを、省略せず具体的に書く。経過・手順・途中の状況・やり直しの経緯は書かない。完了の報告にも、差し戻し・やり直し・回数・使った道具・調べた順・問題のなかった確認は書かない。途中で書くのは判断・確認が要るとき、重大な問題、状況の一言を求められたときだけで、その一言は何の作業中かを 1 文だけ（Mark の指示 2026-10-11「今後は過程の説明は不要。ボクに伝える必要がある部分だけ詳しく伝えて。」、2026-10-15 に同じ文で再指示）</w:t>
       </w:r>
     </w:p>
     <w:p>
